--- a/docs/MediCore_HMS_Design_Document_v1.7.docx
+++ b/docs/MediCore_HMS_Design_Document_v1.7.docx
@@ -80,7 +80,7 @@
           <w:sz w:val="24"/>
           <w:szCs w:val="24"/>
         </w:rPr>
-        <w:t xml:space="preserve">Prepared by: [Your Name]</w:t>
+        <w:t>Prepared by: Kelvin Addae Kwarteng  ·  Student ID 22427564</w:t>
       </w:r>
     </w:p>
     <w:p>
@@ -6103,7 +6103,7 @@
         <w:sz w:val="18"/>
         <w:szCs w:val="18"/>
       </w:rPr>
-      <w:t xml:space="preserve">MediCore HMS — System Design Document v1.5    ·    Page </w:t>
+      <w:t xml:space="preserve">MediCore HMS — System Design Document v1.7    ·    Kelvin Addae Kwarteng (22427564)    ·    Page </w:t>
     </w:r>
     <w:r>
       <w:rPr>
